--- a/instituto-del-agua/documentos/plantillas/plantilla-proyecto-investigacion-extension-AURA-2026.docx
+++ b/instituto-del-agua/documentos/plantillas/plantilla-proyecto-investigacion-extension-AURA-2026.docx
@@ -121,7 +121,7 @@
                 <w:color w:val="FFFFFF"/>
                 <w:sz w:val="18"/>
               </w:rPr>
-              <w:t>Plantilla de presentación de proyectos de investigación y extensión (Anexo I adaptado)</w:t>
+              <w:t>Parte B · Anexo I — Presentación de proyecto de investigación / extensión (plantilla Secretaría de Investigación, adaptada a AURA)</w:t>
             </w:r>
           </w:p>
         </w:tc>
@@ -168,7 +168,39 @@
     </w:tbl>
     <w:p>
       <w:pPr>
-        <w:spacing w:after="160" w:before="200" w:line="240" w:lineRule="auto"/>
+        <w:spacing w:after="80" w:before="280" w:line="240" w:lineRule="auto"/>
+        <w:jc w:val="center"/>
+      </w:pPr>
+      <w:r>
+        <w:rPr>
+          <w:rFonts w:ascii="Arial" w:hAnsi="Arial" w:eastAsia="Arial"/>
+          <w:b/>
+          <w:i w:val="0"/>
+          <w:color w:val="7A1532"/>
+          <w:sz w:val="26"/>
+        </w:rPr>
+        <w:t>ANEXO I · PRESENTACIÓN DE PROYECTO</w:t>
+      </w:r>
+    </w:p>
+    <w:p>
+      <w:pPr>
+        <w:spacing w:after="160" w:before="0" w:line="240" w:lineRule="auto"/>
+        <w:jc w:val="center"/>
+      </w:pPr>
+      <w:r>
+        <w:rPr>
+          <w:rFonts w:ascii="Arial" w:hAnsi="Arial" w:eastAsia="Arial"/>
+          <w:b w:val="0"/>
+          <w:i w:val="0"/>
+          <w:color w:val="5C4F54"/>
+          <w:sz w:val="20"/>
+        </w:rPr>
+        <w:t>Formulario institucional de la Secretaría de Investigación y Vinculación Tecnológica · Convocatoria Plan AURA 2026</w:t>
+      </w:r>
+    </w:p>
+    <w:p>
+      <w:pPr>
+        <w:spacing w:after="200" w:before="0" w:line="240" w:lineRule="auto"/>
         <w:jc w:val="both"/>
       </w:pPr>
       <w:r>
@@ -179,23 +211,7 @@
           <w:color w:val="5C4F54"/>
           <w:sz w:val="18"/>
         </w:rPr>
-        <w:t>INSTRUCCIONES (borrar este párrafo al enviar): Completar todos los campos. Basada en el Anexo I de Presentación de proyectos de investigación (Secretaría de Investigación y Vinculación Tecnológica). Nombre sugerido del archivo: AURA_UA_ApellidoDirector_TituloCorto.docx. Presentación: 15 de septiembre al 2 de octubre de 2026. Consultas: luisjimenez@uccuyo.edu.ar · investigacion@uccuyo.edu.ar</w:t>
-      </w:r>
-    </w:p>
-    <w:p>
-      <w:pPr>
-        <w:spacing w:after="200" w:before="240" w:line="240" w:lineRule="auto"/>
-        <w:jc w:val="center"/>
-      </w:pPr>
-      <w:r>
-        <w:rPr>
-          <w:rFonts w:ascii="Arial" w:hAnsi="Arial" w:eastAsia="Arial"/>
-          <w:b/>
-          <w:i w:val="0"/>
-          <w:color w:val="7A1532"/>
-          <w:sz w:val="24"/>
-        </w:rPr>
-        <w:t>PRESENTACIÓN DE PROYECTO DE INVESTIGACIÓN Y/O EXTENSIÓN</w:t>
+        <w:t>INSTRUCCIONES (borrar este párrafo al enviar): Completar todos los campos. Nombre sugerido del archivo: AURA_UA_ApellidoDirector_TituloCorto.docx. Presentación: 15 de septiembre al 2 de octubre de 2026.</w:t>
       </w:r>
     </w:p>
     <w:p>
@@ -426,7 +442,7 @@
           <w:color w:val="5C4F54"/>
           <w:sz w:val="18"/>
         </w:rPr>
-        <w:t xml:space="preserve">  [según bases de la convocatoria]</w:t>
+        <w:t xml:space="preserve">  [según punto 5 de las bases]</w:t>
       </w:r>
     </w:p>
     <w:p>
@@ -4106,7 +4122,7 @@
           <w:color w:val="5C4F54"/>
           <w:sz w:val="18"/>
         </w:rPr>
-        <w:t>Anexo I adaptado · Convocatoria AURA 2026 · Universidad Católica de Cuyo</w:t>
+        <w:t>Documento combinado · Convocatoria AURA 2026 + Anexo I Secretaría de Investigación · UCCuyo</w:t>
       </w:r>
     </w:p>
     <w:sectPr>

--- a/instituto-del-agua/documentos/plantillas/plantilla-proyecto-investigacion-extension-AURA-2026.docx
+++ b/instituto-del-agua/documentos/plantillas/plantilla-proyecto-investigacion-extension-AURA-2026.docx
@@ -16,12 +16,12 @@
       <w:tr>
         <w:tc>
           <w:tcPr>
-            <w:tcW w:type="dxa" w:w="1474"/>
-            <w:shd w:fill="0E4F72" w:val="clear"/>
+            <w:tcW w:type="dxa" w:w="2948"/>
+            <w:shd w:fill="FFFFFF" w:val="clear"/>
             <w:tcMar>
-              <w:top w:w="80" w:type="dxa"/>
+              <w:top w:w="60" w:type="dxa"/>
               <w:left w:w="80" w:type="dxa"/>
-              <w:bottom w:w="80" w:type="dxa"/>
+              <w:bottom w:w="60" w:type="dxa"/>
               <w:right w:w="80" w:type="dxa"/>
             </w:tcMar>
           </w:tcPr>
@@ -32,7 +32,7 @@
             <w:r>
               <w:drawing>
                 <wp:inline xmlns:a="http://schemas.openxmlformats.org/drawingml/2006/main" xmlns:pic="http://schemas.openxmlformats.org/drawingml/2006/picture">
-                  <wp:extent cx="666000" cy="666000"/>
+                  <wp:extent cx="1655999" cy="1347906"/>
                   <wp:docPr id="1" name="Picture 1"/>
                   <wp:cNvGraphicFramePr>
                     <a:graphicFrameLocks noChangeAspect="1"/>
@@ -41,7 +41,7 @@
                     <a:graphicData uri="http://schemas.openxmlformats.org/drawingml/2006/picture">
                       <pic:pic>
                         <pic:nvPicPr>
-                          <pic:cNvPr id="0" name="logo-aura-gota.png"/>
+                          <pic:cNvPr id="0" name="logo-aura-slogan-header.png"/>
                           <pic:cNvPicPr/>
                         </pic:nvPicPr>
                         <pic:blipFill>
@@ -53,7 +53,7 @@
                         <pic:spPr>
                           <a:xfrm>
                             <a:off x="0" y="0"/>
-                            <a:ext cx="666000" cy="666000"/>
+                            <a:ext cx="1655999" cy="1347906"/>
                           </a:xfrm>
                           <a:prstGeom prst="rect"/>
                         </pic:spPr>
@@ -67,12 +67,12 @@
         </w:tc>
         <w:tc>
           <w:tcPr>
-            <w:tcW w:type="dxa" w:w="8220"/>
-            <w:shd w:fill="0E4F72" w:val="clear"/>
+            <w:tcW w:type="dxa" w:w="6746"/>
+            <w:shd w:fill="FFFFFF" w:val="clear"/>
             <w:tcMar>
-              <w:top w:w="80" w:type="dxa"/>
+              <w:top w:w="60" w:type="dxa"/>
               <w:left w:w="80" w:type="dxa"/>
-              <w:bottom w:w="80" w:type="dxa"/>
+              <w:bottom w:w="60" w:type="dxa"/>
               <w:right w:w="80" w:type="dxa"/>
             </w:tcMar>
           </w:tcPr>
@@ -86,7 +86,7 @@
                 <w:rFonts w:ascii="Arial" w:hAnsi="Arial" w:eastAsia="Arial"/>
                 <w:b w:val="0"/>
                 <w:i w:val="0"/>
-                <w:color w:val="FFFFFF"/>
+                <w:color w:val="5C4F54"/>
                 <w:sz w:val="16"/>
               </w:rPr>
               <w:t>UNIVERSIDAD CATÓLICA DE CUYO · Secretaría de Investigación y Extensión</w:t>
@@ -102,8 +102,8 @@
                 <w:rFonts w:ascii="Arial" w:hAnsi="Arial" w:eastAsia="Arial"/>
                 <w:b/>
                 <w:i w:val="0"/>
-                <w:color w:val="FFFFFF"/>
-                <w:sz w:val="26"/>
+                <w:color w:val="0E4F72"/>
+                <w:sz w:val="24"/>
               </w:rPr>
               <w:t>Plan Integral AURA · Convocatoria 2026</w:t>
             </w:r>
@@ -118,7 +118,7 @@
                 <w:rFonts w:ascii="Arial" w:hAnsi="Arial" w:eastAsia="Arial"/>
                 <w:b w:val="0"/>
                 <w:i w:val="0"/>
-                <w:color w:val="FFFFFF"/>
+                <w:color w:val="5C4F54"/>
                 <w:sz w:val="18"/>
               </w:rPr>
               <w:t>Parte B · Anexo I — Presentación de proyecto de investigación / extensión (plantilla Secretaría de Investigación, adaptada a AURA)</w:t>

--- a/instituto-del-agua/documentos/plantillas/plantilla-proyecto-investigacion-extension-AURA-2026.docx
+++ b/instituto-del-agua/documentos/plantillas/plantilla-proyecto-investigacion-extension-AURA-2026.docx
@@ -32,7 +32,7 @@
             <w:r>
               <w:drawing>
                 <wp:inline xmlns:a="http://schemas.openxmlformats.org/drawingml/2006/main" xmlns:pic="http://schemas.openxmlformats.org/drawingml/2006/picture">
-                  <wp:extent cx="1655999" cy="1347906"/>
+                  <wp:extent cx="1655999" cy="1342703"/>
                   <wp:docPr id="1" name="Picture 1"/>
                   <wp:cNvGraphicFramePr>
                     <a:graphicFrameLocks noChangeAspect="1"/>
@@ -53,7 +53,7 @@
                         <pic:spPr>
                           <a:xfrm>
                             <a:off x="0" y="0"/>
-                            <a:ext cx="1655999" cy="1347906"/>
+                            <a:ext cx="1655999" cy="1342703"/>
                           </a:xfrm>
                           <a:prstGeom prst="rect"/>
                         </pic:spPr>

--- a/instituto-del-agua/documentos/plantillas/plantilla-proyecto-investigacion-extension-AURA-2026.docx
+++ b/instituto-del-agua/documentos/plantillas/plantilla-proyecto-investigacion-extension-AURA-2026.docx
@@ -32,7 +32,7 @@
             <w:r>
               <w:drawing>
                 <wp:inline xmlns:a="http://schemas.openxmlformats.org/drawingml/2006/main" xmlns:pic="http://schemas.openxmlformats.org/drawingml/2006/picture">
-                  <wp:extent cx="1655999" cy="1342703"/>
+                  <wp:extent cx="1944000" cy="1041429"/>
                   <wp:docPr id="1" name="Picture 1"/>
                   <wp:cNvGraphicFramePr>
                     <a:graphicFrameLocks noChangeAspect="1"/>
@@ -41,7 +41,7 @@
                     <a:graphicData uri="http://schemas.openxmlformats.org/drawingml/2006/picture">
                       <pic:pic>
                         <pic:nvPicPr>
-                          <pic:cNvPr id="0" name="logo-aura-slogan-header.png"/>
+                          <pic:cNvPr id="0" name="logo-aura-slogan-word.png"/>
                           <pic:cNvPicPr/>
                         </pic:nvPicPr>
                         <pic:blipFill>
@@ -53,7 +53,7 @@
                         <pic:spPr>
                           <a:xfrm>
                             <a:off x="0" y="0"/>
-                            <a:ext cx="1655999" cy="1342703"/>
+                            <a:ext cx="1944000" cy="1041429"/>
                           </a:xfrm>
                           <a:prstGeom prst="rect"/>
                         </pic:spPr>

--- a/instituto-del-agua/documentos/plantillas/plantilla-proyecto-investigacion-extension-AURA-2026.docx
+++ b/instituto-del-agua/documentos/plantillas/plantilla-proyecto-investigacion-extension-AURA-2026.docx
@@ -32,7 +32,7 @@
             <w:r>
               <w:drawing>
                 <wp:inline xmlns:a="http://schemas.openxmlformats.org/drawingml/2006/main" xmlns:pic="http://schemas.openxmlformats.org/drawingml/2006/picture">
-                  <wp:extent cx="1944000" cy="1041429"/>
+                  <wp:extent cx="1944000" cy="1060364"/>
                   <wp:docPr id="1" name="Picture 1"/>
                   <wp:cNvGraphicFramePr>
                     <a:graphicFrameLocks noChangeAspect="1"/>
@@ -53,7 +53,7 @@
                         <pic:spPr>
                           <a:xfrm>
                             <a:off x="0" y="0"/>
-                            <a:ext cx="1944000" cy="1041429"/>
+                            <a:ext cx="1944000" cy="1060364"/>
                           </a:xfrm>
                           <a:prstGeom prst="rect"/>
                         </pic:spPr>

--- a/instituto-del-agua/documentos/plantillas/plantilla-proyecto-investigacion-extension-AURA-2026.docx
+++ b/instituto-del-agua/documentos/plantillas/plantilla-proyecto-investigacion-extension-AURA-2026.docx
@@ -32,7 +32,7 @@
             <w:r>
               <w:drawing>
                 <wp:inline xmlns:a="http://schemas.openxmlformats.org/drawingml/2006/main" xmlns:pic="http://schemas.openxmlformats.org/drawingml/2006/picture">
-                  <wp:extent cx="1944000" cy="1060364"/>
+                  <wp:extent cx="1944000" cy="1570909"/>
                   <wp:docPr id="1" name="Picture 1"/>
                   <wp:cNvGraphicFramePr>
                     <a:graphicFrameLocks noChangeAspect="1"/>
@@ -53,7 +53,7 @@
                         <pic:spPr>
                           <a:xfrm>
                             <a:off x="0" y="0"/>
-                            <a:ext cx="1944000" cy="1060364"/>
+                            <a:ext cx="1944000" cy="1570909"/>
                           </a:xfrm>
                           <a:prstGeom prst="rect"/>
                         </pic:spPr>
